--- a/brainscroll/docs/source/Build_Order_Blueprint.docx
+++ b/brainscroll/docs/source/Build_Order_Blueprint.docx
@@ -2227,7 +2227,7 @@
           <w:rFonts w:ascii="Aptos" w:hAnsi="Aptos"/>
           <w:sz w:val="21"/>
         </w:rPr>
-        <w:t>A level is a small learning encounter composed of cards and questions—not a single trivia fact.</w:t>
+        <w:t>A level is a small learning encounter: mostly short reading/visual cards, then about 3 light questions (recall, understanding, connection)—not a single trivia fact and not a test. Question count is set by level type: regular 3; every 10th-level checkpoint about 5; the Level 50 milestone 5–7; the Level 100 Mastery Challenge about 10; review sessions vary with what is due.</w:t>
       </w:r>
     </w:p>
     <w:p>
@@ -4596,7 +4596,7 @@
           <w:rFonts w:ascii="Aptos" w:hAnsi="Aptos"/>
           <w:sz w:val="21"/>
         </w:rPr>
-        <w:t>Enough variety that Levels 1–10 do not feel like ten copies of the same template.</w:t>
+        <w:t>Enough variety that Levels 1–10 do not feel like ten copies of the same template. Levels 1–9 are regular levels (3 questions each); Level 10 is the first checkpoint (about 5).</w:t>
       </w:r>
     </w:p>
     <w:p>
@@ -4865,7 +4865,7 @@
               <w:rPr>
                 <w:sz w:val="18"/>
               </w:rPr>
-              <w:t>One defensible answer; plausible distractors; explanation after response.</w:t>
+              <w:t>Three per regular level (recall, understanding, connection); one defensible answer; plausible distractors; explanation after response.</w:t>
             </w:r>
           </w:p>
         </w:tc>

--- a/brainscroll/docs/source/Build_Order_Blueprint.docx
+++ b/brainscroll/docs/source/Build_Order_Blueprint.docx
@@ -367,7 +367,7 @@
               <w:rPr>
                 <w:sz w:val="17"/>
               </w:rPr>
-              <w:t>0</w:t>
+              <w:t xml:space="preserve">0</w:t>
             </w:r>
           </w:p>
         </w:tc>
@@ -390,7 +390,7 @@
               <w:rPr>
                 <w:sz w:val="17"/>
               </w:rPr>
-              <w:t>Freeze rules</w:t>
+              <w:t xml:space="preserve">Freeze rules</w:t>
             </w:r>
           </w:p>
         </w:tc>
@@ -413,7 +413,7 @@
               <w:rPr>
                 <w:sz w:val="17"/>
               </w:rPr>
-              <w:t>Product constants, IDs, progression rules, definition of a level</w:t>
+              <w:t xml:space="preserve">Product constants, IDs, progression rules, definition of a level</w:t>
             </w:r>
           </w:p>
         </w:tc>
@@ -438,7 +438,7 @@
               <w:rPr>
                 <w:sz w:val="17"/>
               </w:rPr>
-              <w:t>1</w:t>
+              <w:t xml:space="preserve">1</w:t>
             </w:r>
           </w:p>
         </w:tc>
@@ -461,7 +461,7 @@
               <w:rPr>
                 <w:sz w:val="17"/>
               </w:rPr>
-              <w:t>Create data contracts</w:t>
+              <w:t xml:space="preserve">Create data contracts</w:t>
             </w:r>
           </w:p>
         </w:tc>
@@ -484,7 +484,7 @@
               <w:rPr>
                 <w:sz w:val="17"/>
               </w:rPr>
-              <w:t>Database schema, content JSON schema, revisions, source/licensing fields</w:t>
+              <w:t xml:space="preserve">Database schema, content JSON schema, revisions, source/licensing fields</w:t>
             </w:r>
           </w:p>
         </w:tc>
@@ -509,7 +509,7 @@
               <w:rPr>
                 <w:sz w:val="17"/>
               </w:rPr>
-              <w:t>2</w:t>
+              <w:t xml:space="preserve">2</w:t>
             </w:r>
           </w:p>
         </w:tc>
@@ -532,7 +532,7 @@
               <w:rPr>
                 <w:sz w:val="17"/>
               </w:rPr>
-              <w:t>Author 10 golden levels</w:t>
+              <w:t xml:space="preserve">Author 10 golden levels</w:t>
             </w:r>
           </w:p>
         </w:tc>
@@ -555,7 +555,7 @@
               <w:rPr>
                 <w:sz w:val="17"/>
               </w:rPr>
-              <w:t>One real skill, manually polished; these become the reference standard</w:t>
+              <w:t xml:space="preserve">One real skill, manually polished; these become the reference standard</w:t>
             </w:r>
           </w:p>
         </w:tc>
@@ -580,7 +580,7 @@
               <w:rPr>
                 <w:sz w:val="17"/>
               </w:rPr>
-              <w:t>3</w:t>
+              <w:t xml:space="preserve">3</w:t>
             </w:r>
           </w:p>
         </w:tc>
@@ -603,7 +603,7 @@
               <w:rPr>
                 <w:sz w:val="17"/>
               </w:rPr>
-              <w:t>Build lesson player</w:t>
+              <w:t xml:space="preserve">Build lesson player</w:t>
             </w:r>
           </w:p>
         </w:tc>
@@ -626,7 +626,7 @@
               <w:rPr>
                 <w:sz w:val="17"/>
               </w:rPr>
-              <w:t>Card renderer, questions, answer feedback, completion state</w:t>
+              <w:t xml:space="preserve">Card renderer, questions, answer feedback, completion state</w:t>
             </w:r>
           </w:p>
         </w:tc>
@@ -651,7 +651,7 @@
               <w:rPr>
                 <w:sz w:val="17"/>
               </w:rPr>
-              <w:t>4</w:t>
+              <w:t xml:space="preserve">4</w:t>
             </w:r>
           </w:p>
         </w:tc>
@@ -674,7 +674,7 @@
               <w:rPr>
                 <w:sz w:val="17"/>
               </w:rPr>
-              <w:t>Build progress engine</w:t>
+              <w:t xml:space="preserve">Build progress engine</w:t>
             </w:r>
           </w:p>
         </w:tc>
@@ -697,7 +697,7 @@
               <w:rPr>
                 <w:sz w:val="17"/>
               </w:rPr>
-              <w:t>XP ledger, skill levels, character sheet, resume state</w:t>
+              <w:t xml:space="preserve">XP ledger, skill levels, character sheet, resume state</w:t>
             </w:r>
           </w:p>
         </w:tc>
@@ -722,7 +722,7 @@
               <w:rPr>
                 <w:sz w:val="17"/>
               </w:rPr>
-              <w:t>5</w:t>
+              <w:t xml:space="preserve">5</w:t>
             </w:r>
           </w:p>
         </w:tc>
@@ -745,7 +745,7 @@
               <w:rPr>
                 <w:sz w:val="17"/>
               </w:rPr>
-              <w:t>Build review/mastery</w:t>
+              <w:t xml:space="preserve">Build review/mastery</w:t>
             </w:r>
           </w:p>
         </w:tc>
@@ -768,7 +768,7 @@
               <w:rPr>
                 <w:sz w:val="17"/>
               </w:rPr>
-              <w:t>Recall queue, mastery checks, no-loss progression rules</w:t>
+              <w:t xml:space="preserve">Recall queue, mastery checks, no-loss progression rules</w:t>
             </w:r>
           </w:p>
         </w:tc>
@@ -793,7 +793,7 @@
               <w:rPr>
                 <w:sz w:val="17"/>
               </w:rPr>
-              <w:t>6</w:t>
+              <w:t xml:space="preserve">6</w:t>
             </w:r>
           </w:p>
         </w:tc>
@@ -816,7 +816,7 @@
               <w:rPr>
                 <w:sz w:val="17"/>
               </w:rPr>
-              <w:t>Build daily limit</w:t>
+              <w:t xml:space="preserve">Build daily limit</w:t>
             </w:r>
           </w:p>
         </w:tc>
@@ -839,7 +839,7 @@
               <w:rPr>
                 <w:sz w:val="17"/>
               </w:rPr>
-              <w:t>5 new levels/day, completion screen, review remains open</w:t>
+              <w:t xml:space="preserve">5 new levels/day, completion screen, review remains open</w:t>
             </w:r>
           </w:p>
         </w:tc>
@@ -864,7 +864,7 @@
               <w:rPr>
                 <w:sz w:val="17"/>
               </w:rPr>
-              <w:t>7</w:t>
+              <w:t xml:space="preserve">7</w:t>
             </w:r>
           </w:p>
         </w:tc>
@@ -887,7 +887,7 @@
               <w:rPr>
                 <w:sz w:val="17"/>
               </w:rPr>
-              <w:t>Build content tooling</w:t>
+              <w:t xml:space="preserve">Build content tooling</w:t>
             </w:r>
           </w:p>
         </w:tc>
@@ -910,7 +910,7 @@
               <w:rPr>
                 <w:sz w:val="17"/>
               </w:rPr>
-              <w:t>Internal editor/importer/validator so Levels 11–100 can scale safely</w:t>
+              <w:t xml:space="preserve">Internal editor/importer/validator so Levels 11–100 can scale safely</w:t>
             </w:r>
           </w:p>
         </w:tc>
@@ -935,7 +935,7 @@
               <w:rPr>
                 <w:sz w:val="17"/>
               </w:rPr>
-              <w:t>8</w:t>
+              <w:t xml:space="preserve">8</w:t>
             </w:r>
           </w:p>
         </w:tc>
@@ -958,7 +958,7 @@
               <w:rPr>
                 <w:sz w:val="17"/>
               </w:rPr>
-              <w:t>Add subscription</w:t>
+              <w:t xml:space="preserve">Add subscription</w:t>
             </w:r>
           </w:p>
         </w:tc>
@@ -981,7 +981,7 @@
               <w:rPr>
                 <w:sz w:val="17"/>
               </w:rPr>
-              <w:t>RevenueCat entitlement, unlimited new levels, restore purchases</w:t>
+              <w:t xml:space="preserve">RevenueCat entitlement, unlimited new levels, restore purchases</w:t>
             </w:r>
           </w:p>
         </w:tc>
@@ -1006,7 +1006,7 @@
               <w:rPr>
                 <w:sz w:val="17"/>
               </w:rPr>
-              <w:t>9</w:t>
+              <w:t xml:space="preserve">9</w:t>
             </w:r>
           </w:p>
         </w:tc>
@@ -1029,7 +1029,7 @@
               <w:rPr>
                 <w:sz w:val="17"/>
               </w:rPr>
-              <w:t>Add analytics &amp; reporting</w:t>
+              <w:t xml:space="preserve">Add analytics &amp; reporting</w:t>
             </w:r>
           </w:p>
         </w:tc>
@@ -1052,7 +1052,7 @@
               <w:rPr>
                 <w:sz w:val="17"/>
               </w:rPr>
-              <w:t>Mission-aligned events, content error reports, funnel visibility</w:t>
+              <w:t xml:space="preserve">Mission-aligned events, content error reports, funnel visibility</w:t>
             </w:r>
           </w:p>
         </w:tc>
@@ -1077,7 +1077,7 @@
               <w:rPr>
                 <w:sz w:val="17"/>
               </w:rPr>
-              <w:t>10</w:t>
+              <w:t xml:space="preserve">10</w:t>
             </w:r>
           </w:p>
         </w:tc>
@@ -1100,7 +1100,7 @@
               <w:rPr>
                 <w:sz w:val="17"/>
               </w:rPr>
-              <w:t>Scale launch content</w:t>
+              <w:t xml:space="preserve">Scale launch content</w:t>
             </w:r>
           </w:p>
         </w:tc>
@@ -1123,7 +1123,7 @@
               <w:rPr>
                 <w:sz w:val="17"/>
               </w:rPr>
-              <w:t>Complete launch trees using the proven content pipeline</w:t>
+              <w:t xml:space="preserve">Complete launch trees using the proven content pipeline</w:t>
             </w:r>
           </w:p>
         </w:tc>
@@ -1148,7 +1148,7 @@
               <w:rPr>
                 <w:sz w:val="17"/>
               </w:rPr>
-              <w:t>11</w:t>
+              <w:t xml:space="preserve">11</w:t>
             </w:r>
           </w:p>
         </w:tc>
@@ -1171,7 +1171,7 @@
               <w:rPr>
                 <w:sz w:val="17"/>
               </w:rPr>
-              <w:t>Beta &amp; release</w:t>
+              <w:t xml:space="preserve">Beta &amp; release</w:t>
             </w:r>
           </w:p>
         </w:tc>
@@ -1194,7 +1194,78 @@
               <w:rPr>
                 <w:sz w:val="17"/>
               </w:rPr>
-              <w:t>TestFlight/Play testing, QA, store submission, operations</w:t>
+              <w:t xml:space="preserve">TestFlight/Play testing, QA, store submission, operations</w:t>
+            </w:r>
+          </w:p>
+        </w:tc>
+      </w:tr>
+      <w:tr>
+        <w:tc>
+          <w:tcPr>
+            <w:tcW w:type="dxa" w:w="792"/>
+            <w:tcMar>
+              <w:top w:w="85" w:type="dxa"/>
+              <w:start w:w="105" w:type="dxa"/>
+              <w:bottom w:w="85" w:type="dxa"/>
+              <w:end w:w="105" w:type="dxa"/>
+            </w:tcMar>
+            <w:vAlign w:val="center"/>
+          </w:tcPr>
+          <w:p>
+            <w:pPr>
+              <w:spacing w:after="0"/>
+            </w:pPr>
+            <w:r>
+              <w:rPr>
+                <w:sz w:val="17"/>
+              </w:rPr>
+              <w:t xml:space="preserve">Post-MVP</w:t>
+            </w:r>
+          </w:p>
+        </w:tc>
+        <w:tc>
+          <w:tcPr>
+            <w:tcW w:type="dxa" w:w="2376"/>
+            <w:tcMar>
+              <w:top w:w="85" w:type="dxa"/>
+              <w:start w:w="105" w:type="dxa"/>
+              <w:bottom w:w="85" w:type="dxa"/>
+              <w:end w:w="105" w:type="dxa"/>
+            </w:tcMar>
+            <w:vAlign w:val="center"/>
+          </w:tcPr>
+          <w:p>
+            <w:pPr>
+              <w:spacing w:after="0"/>
+            </w:pPr>
+            <w:r>
+              <w:rPr>
+                <w:sz w:val="17"/>
+              </w:rPr>
+              <w:t xml:space="preserve">Rewards foundation → Weekly Knowledge Quests → friends</w:t>
+            </w:r>
+          </w:p>
+        </w:tc>
+        <w:tc>
+          <w:tcPr>
+            <w:tcW w:type="dxa" w:w="7128"/>
+            <w:tcMar>
+              <w:top w:w="85" w:type="dxa"/>
+              <w:start w:w="105" w:type="dxa"/>
+              <w:bottom w:w="85" w:type="dxa"/>
+              <w:end w:w="105" w:type="dxa"/>
+            </w:tcMar>
+            <w:vAlign w:val="center"/>
+          </w:tcPr>
+          <w:p>
+            <w:pPr>
+              <w:spacing w:after="0"/>
+            </w:pPr>
+            <w:r>
+              <w:rPr>
+                <w:sz w:val="17"/>
+              </w:rPr>
+              <w:t xml:space="preserve">Only after the MVP ships; see the Social + Rewards Expansion Spec. Never blocks launch.</w:t>
             </w:r>
           </w:p>
         </w:tc>
@@ -6081,7 +6152,7 @@
               <w:rPr>
                 <w:sz w:val="17"/>
               </w:rPr>
-              <w:t>LEVEL_COMPLETE</w:t>
+              <w:t xml:space="preserve">LEVEL_COMPLETE</w:t>
             </w:r>
           </w:p>
         </w:tc>
@@ -6104,7 +6175,7 @@
               <w:rPr>
                 <w:sz w:val="17"/>
               </w:rPr>
-              <w:t>Base completion XP</w:t>
+              <w:t xml:space="preserve">Base completion XP</w:t>
             </w:r>
           </w:p>
         </w:tc>
@@ -6127,7 +6198,7 @@
               <w:rPr>
                 <w:sz w:val="17"/>
               </w:rPr>
-              <w:t>Once per canonical level</w:t>
+              <w:t xml:space="preserve">Once per canonical level</w:t>
             </w:r>
           </w:p>
         </w:tc>
@@ -6152,7 +6223,7 @@
               <w:rPr>
                 <w:sz w:val="17"/>
               </w:rPr>
-              <w:t>QUESTION_CORRECT</w:t>
+              <w:t xml:space="preserve">QUESTION_CORRECT</w:t>
             </w:r>
           </w:p>
         </w:tc>
@@ -6175,7 +6246,7 @@
               <w:rPr>
                 <w:sz w:val="17"/>
               </w:rPr>
-              <w:t>Small performance bonus</w:t>
+              <w:t xml:space="preserve">Small performance bonus</w:t>
             </w:r>
           </w:p>
         </w:tc>
@@ -6198,7 +6269,7 @@
               <w:rPr>
                 <w:sz w:val="17"/>
               </w:rPr>
-              <w:t>Capped per level</w:t>
+              <w:t xml:space="preserve">Capped per level</w:t>
             </w:r>
           </w:p>
         </w:tc>
@@ -6223,7 +6294,7 @@
               <w:rPr>
                 <w:sz w:val="17"/>
               </w:rPr>
-              <w:t>DELAYED_RECALL</w:t>
+              <w:t xml:space="preserve">DELAYED_RECALL</w:t>
             </w:r>
           </w:p>
         </w:tc>
@@ -6246,7 +6317,7 @@
               <w:rPr>
                 <w:sz w:val="17"/>
               </w:rPr>
-              <w:t>Meaningful retention bonus</w:t>
+              <w:t xml:space="preserve">Meaningful retention bonus</w:t>
             </w:r>
           </w:p>
         </w:tc>
@@ -6269,7 +6340,7 @@
               <w:rPr>
                 <w:sz w:val="17"/>
               </w:rPr>
-              <w:t>Only after a delay / scheduled review</w:t>
+              <w:t xml:space="preserve">Only after a delay / scheduled review</w:t>
             </w:r>
           </w:p>
         </w:tc>
@@ -6294,7 +6365,7 @@
               <w:rPr>
                 <w:sz w:val="17"/>
               </w:rPr>
-              <w:t>MASTERY_CLEAR</w:t>
+              <w:t xml:space="preserve">MASTERY_CLEAR</w:t>
             </w:r>
           </w:p>
         </w:tc>
@@ -6317,7 +6388,7 @@
               <w:rPr>
                 <w:sz w:val="17"/>
               </w:rPr>
-              <w:t>Milestone reward</w:t>
+              <w:t xml:space="preserve">Milestone reward</w:t>
             </w:r>
           </w:p>
         </w:tc>
@@ -6340,7 +6411,7 @@
               <w:rPr>
                 <w:sz w:val="17"/>
               </w:rPr>
-              <w:t>Level 100 / future prestige checkpoint</w:t>
+              <w:t xml:space="preserve">Level 100 / future prestige checkpoint</w:t>
             </w:r>
           </w:p>
         </w:tc>
@@ -6365,7 +6436,7 @@
               <w:rPr>
                 <w:sz w:val="17"/>
               </w:rPr>
-              <w:t>CORRECTION</w:t>
+              <w:t xml:space="preserve">QUEST_COMPLETE (post-MVP)</w:t>
             </w:r>
           </w:p>
         </w:tc>
@@ -6388,7 +6459,7 @@
               <w:rPr>
                 <w:sz w:val="17"/>
               </w:rPr>
-              <w:t>Admin repair</w:t>
+              <w:t xml:space="preserve">Weekly Quest bonus</w:t>
             </w:r>
           </w:p>
         </w:tc>
@@ -6411,7 +6482,78 @@
               <w:rPr>
                 <w:sz w:val="17"/>
               </w:rPr>
-              <w:t>Explicit audited reason; not silent</w:t>
+              <w:t xml:space="preserve">Once per quest per user. Quest progress itself is read from LEVEL_COMPLETE events, never counted separately.</w:t>
+            </w:r>
+          </w:p>
+        </w:tc>
+      </w:tr>
+      <w:tr>
+        <w:tc>
+          <w:tcPr>
+            <w:tcW w:type="dxa" w:w="2304"/>
+            <w:tcMar>
+              <w:top w:w="85" w:type="dxa"/>
+              <w:start w:w="105" w:type="dxa"/>
+              <w:bottom w:w="85" w:type="dxa"/>
+              <w:end w:w="105" w:type="dxa"/>
+            </w:tcMar>
+            <w:vAlign w:val="center"/>
+          </w:tcPr>
+          <w:p>
+            <w:pPr>
+              <w:spacing w:after="0"/>
+            </w:pPr>
+            <w:r>
+              <w:rPr>
+                <w:sz w:val="17"/>
+              </w:rPr>
+              <w:t xml:space="preserve">CORRECTION</w:t>
+            </w:r>
+          </w:p>
+        </w:tc>
+        <w:tc>
+          <w:tcPr>
+            <w:tcW w:type="dxa" w:w="3744"/>
+            <w:tcMar>
+              <w:top w:w="85" w:type="dxa"/>
+              <w:start w:w="105" w:type="dxa"/>
+              <w:bottom w:w="85" w:type="dxa"/>
+              <w:end w:w="105" w:type="dxa"/>
+            </w:tcMar>
+            <w:vAlign w:val="center"/>
+          </w:tcPr>
+          <w:p>
+            <w:pPr>
+              <w:spacing w:after="0"/>
+            </w:pPr>
+            <w:r>
+              <w:rPr>
+                <w:sz w:val="17"/>
+              </w:rPr>
+              <w:t xml:space="preserve">Admin repair</w:t>
+            </w:r>
+          </w:p>
+        </w:tc>
+        <w:tc>
+          <w:tcPr>
+            <w:tcW w:type="dxa" w:w="4248"/>
+            <w:tcMar>
+              <w:top w:w="85" w:type="dxa"/>
+              <w:start w:w="105" w:type="dxa"/>
+              <w:bottom w:w="85" w:type="dxa"/>
+              <w:end w:w="105" w:type="dxa"/>
+            </w:tcMar>
+            <w:vAlign w:val="center"/>
+          </w:tcPr>
+          <w:p>
+            <w:pPr>
+              <w:spacing w:after="0"/>
+            </w:pPr>
+            <w:r>
+              <w:rPr>
+                <w:sz w:val="17"/>
+              </w:rPr>
+              <w:t xml:space="preserve">Explicit audited reason; not silent</w:t>
             </w:r>
           </w:p>
         </w:tc>
@@ -6969,7 +7111,7 @@
               <w:rPr>
                 <w:sz w:val="18"/>
               </w:rPr>
-              <w:t>Completion</w:t>
+              <w:t xml:space="preserve">Completion</w:t>
             </w:r>
           </w:p>
         </w:tc>
@@ -6992,7 +7134,7 @@
               <w:rPr>
                 <w:sz w:val="18"/>
               </w:rPr>
-              <w:t>5 / 5 new levels</w:t>
+              <w:t xml:space="preserve">5 / 5 new levels</w:t>
             </w:r>
           </w:p>
         </w:tc>
@@ -7017,7 +7159,7 @@
               <w:rPr>
                 <w:sz w:val="18"/>
               </w:rPr>
-              <w:t>Progress</w:t>
+              <w:t xml:space="preserve">Progress</w:t>
             </w:r>
           </w:p>
         </w:tc>
@@ -7040,7 +7182,7 @@
               <w:rPr>
                 <w:sz w:val="18"/>
               </w:rPr>
-              <w:t>XP gained + skill-level changes</w:t>
+              <w:t xml:space="preserve">XP gained + skill-level changes</w:t>
             </w:r>
           </w:p>
         </w:tc>
@@ -7065,7 +7207,7 @@
               <w:rPr>
                 <w:sz w:val="18"/>
               </w:rPr>
-              <w:t>Learning</w:t>
+              <w:t xml:space="preserve">Learning</w:t>
             </w:r>
           </w:p>
         </w:tc>
@@ -7088,7 +7230,7 @@
               <w:rPr>
                 <w:sz w:val="18"/>
               </w:rPr>
-              <w:t>Concepts learned/refreshed</w:t>
+              <w:t xml:space="preserve">Concepts learned/refreshed</w:t>
             </w:r>
           </w:p>
         </w:tc>
@@ -7113,7 +7255,7 @@
               <w:rPr>
                 <w:sz w:val="18"/>
               </w:rPr>
-              <w:t>Voice</w:t>
+              <w:t xml:space="preserve">Weekly Quest (post-MVP)</w:t>
             </w:r>
           </w:p>
         </w:tc>
@@ -7136,7 +7278,7 @@
               <w:rPr>
                 <w:sz w:val="18"/>
               </w:rPr>
-              <w:t>“No more doomscrolling. Go touch grass.”</w:t>
+              <w:t xml:space="preserve">When a quest is active: quest name, x / 25 overall, x / 5 per skill, levels remaining, “Come back tomorrow and keep building.”</w:t>
             </w:r>
           </w:p>
         </w:tc>
@@ -7161,7 +7303,7 @@
               <w:rPr>
                 <w:sz w:val="18"/>
               </w:rPr>
-              <w:t>Primary free action</w:t>
+              <w:t xml:space="preserve">Voice</w:t>
             </w:r>
           </w:p>
         </w:tc>
@@ -7184,7 +7326,7 @@
               <w:rPr>
                 <w:sz w:val="18"/>
               </w:rPr>
-              <w:t>Review what I learned</w:t>
+              <w:t xml:space="preserve">“No more doomscrolling. Go touch grass.”</w:t>
             </w:r>
           </w:p>
         </w:tc>
@@ -7209,7 +7351,7 @@
               <w:rPr>
                 <w:sz w:val="18"/>
               </w:rPr>
-              <w:t>Secondary action</w:t>
+              <w:t xml:space="preserve">Primary free action</w:t>
             </w:r>
           </w:p>
         </w:tc>
@@ -7232,7 +7374,7 @@
               <w:rPr>
                 <w:sz w:val="18"/>
               </w:rPr>
-              <w:t>Come back tomorrow</w:t>
+              <w:t xml:space="preserve">Review what I learned</w:t>
             </w:r>
           </w:p>
         </w:tc>
@@ -7257,7 +7399,7 @@
               <w:rPr>
                 <w:sz w:val="18"/>
               </w:rPr>
-              <w:t>Paid action</w:t>
+              <w:t xml:space="preserve">Secondary action</w:t>
             </w:r>
           </w:p>
         </w:tc>
@@ -7280,7 +7422,7 @@
               <w:rPr>
                 <w:sz w:val="18"/>
               </w:rPr>
-              <w:t>Keep going — Unlimited $4.99/mo</w:t>
+              <w:t xml:space="preserve">Come back tomorrow</w:t>
             </w:r>
           </w:p>
         </w:tc>
@@ -7305,7 +7447,7 @@
               <w:rPr>
                 <w:sz w:val="18"/>
               </w:rPr>
-              <w:t>Trust line</w:t>
+              <w:t xml:space="preserve">Paid action</w:t>
             </w:r>
           </w:p>
         </w:tc>
@@ -7328,7 +7470,55 @@
               <w:rPr>
                 <w:sz w:val="18"/>
               </w:rPr>
-              <w:t>All knowledge remains unlockable for free over time</w:t>
+              <w:t xml:space="preserve">Keep going — Unlimited $4.99/mo</w:t>
+            </w:r>
+          </w:p>
+        </w:tc>
+      </w:tr>
+      <w:tr>
+        <w:tc>
+          <w:tcPr>
+            <w:tcW w:type="dxa" w:w="2520"/>
+            <w:tcMar>
+              <w:top w:w="85" w:type="dxa"/>
+              <w:start w:w="105" w:type="dxa"/>
+              <w:bottom w:w="85" w:type="dxa"/>
+              <w:end w:w="105" w:type="dxa"/>
+            </w:tcMar>
+            <w:vAlign w:val="center"/>
+          </w:tcPr>
+          <w:p>
+            <w:pPr>
+              <w:spacing w:after="0"/>
+            </w:pPr>
+            <w:r>
+              <w:rPr>
+                <w:sz w:val="18"/>
+              </w:rPr>
+              <w:t xml:space="preserve">Trust line</w:t>
+            </w:r>
+          </w:p>
+        </w:tc>
+        <w:tc>
+          <w:tcPr>
+            <w:tcW w:type="dxa" w:w="7776"/>
+            <w:tcMar>
+              <w:top w:w="85" w:type="dxa"/>
+              <w:start w:w="105" w:type="dxa"/>
+              <w:bottom w:w="85" w:type="dxa"/>
+              <w:end w:w="105" w:type="dxa"/>
+            </w:tcMar>
+            <w:vAlign w:val="center"/>
+          </w:tcPr>
+          <w:p>
+            <w:pPr>
+              <w:spacing w:after="0"/>
+            </w:pPr>
+            <w:r>
+              <w:rPr>
+                <w:sz w:val="18"/>
+              </w:rPr>
+              <w:t xml:space="preserve">All knowledge remains unlockable for free over time</w:t>
             </w:r>
           </w:p>
         </w:tc>
@@ -11910,7 +12100,7 @@
               <w:rPr>
                 <w:sz w:val="18"/>
               </w:rPr>
-              <w:t>Complex avatars/equipment</w:t>
+              <w:t xml:space="preserve">Complex avatars/equipment</w:t>
             </w:r>
           </w:p>
         </w:tc>
@@ -11933,7 +12123,7 @@
               <w:rPr>
                 <w:sz w:val="18"/>
               </w:rPr>
-              <w:t>Visual fun, but does not validate the learning/progression loop.</w:t>
+              <w:t xml:space="preserve">Visual fun, but does not validate the learning/progression loop.</w:t>
             </w:r>
           </w:p>
         </w:tc>
@@ -11958,7 +12148,7 @@
               <w:rPr>
                 <w:sz w:val="18"/>
               </w:rPr>
-              <w:t>Social graph/followers</w:t>
+              <w:t xml:space="preserve">Social graph/followers</w:t>
             </w:r>
           </w:p>
         </w:tc>
@@ -11981,7 +12171,7 @@
               <w:rPr>
                 <w:sz w:val="18"/>
               </w:rPr>
-              <w:t>Creates moderation/privacy/product complexity before core retention is proven.</w:t>
+              <w:t xml:space="preserve">Creates moderation/privacy/product complexity before core retention is proven.</w:t>
             </w:r>
           </w:p>
         </w:tc>
@@ -12006,7 +12196,7 @@
               <w:rPr>
                 <w:sz w:val="18"/>
               </w:rPr>
-              <w:t>Leaderboards</w:t>
+              <w:t xml:space="preserve">Leaderboards</w:t>
             </w:r>
           </w:p>
         </w:tc>
@@ -12029,7 +12219,7 @@
               <w:rPr>
                 <w:sz w:val="18"/>
               </w:rPr>
-              <w:t>Can reward grinding and conflict with anti-doomscrolling mission.</w:t>
+              <w:t xml:space="preserve">Can reward grinding and conflict with anti-doomscrolling mission.</w:t>
             </w:r>
           </w:p>
         </w:tc>
@@ -12054,7 +12244,7 @@
               <w:rPr>
                 <w:sz w:val="18"/>
               </w:rPr>
-              <w:t>Live AI tutor</w:t>
+              <w:t xml:space="preserve">Weekly Knowledge Quests</w:t>
             </w:r>
           </w:p>
         </w:tc>
@@ -12077,7 +12267,7 @@
               <w:rPr>
                 <w:sz w:val="18"/>
               </w:rPr>
-              <w:t>Cost, safety, and hallucination surface; deterministic curriculum is the MVP advantage.</w:t>
+              <w:t xml:space="preserve">Built on the proven loop plus trophies, titles, profile and cosmetics; must not block the MVP.</w:t>
             </w:r>
           </w:p>
         </w:tc>
@@ -12102,7 +12292,7 @@
               <w:rPr>
                 <w:sz w:val="18"/>
               </w:rPr>
-              <w:t>User-generated lessons</w:t>
+              <w:t xml:space="preserve">Live AI tutor</w:t>
             </w:r>
           </w:p>
         </w:tc>
@@ -12125,7 +12315,7 @@
               <w:rPr>
                 <w:sz w:val="18"/>
               </w:rPr>
-              <w:t>Requires moderation, rights, quality, and source verification infrastructure.</w:t>
+              <w:t xml:space="preserve">Cost, safety, and hallucination surface; deterministic curriculum is the MVP advantage.</w:t>
             </w:r>
           </w:p>
         </w:tc>
@@ -12150,7 +12340,7 @@
               <w:rPr>
                 <w:sz w:val="18"/>
               </w:rPr>
-              <w:t>Web/desktop learning app</w:t>
+              <w:t xml:space="preserve">User-generated lessons</w:t>
             </w:r>
           </w:p>
         </w:tc>
@@ -12173,7 +12363,7 @@
               <w:rPr>
                 <w:sz w:val="18"/>
               </w:rPr>
-              <w:t>Splits UI work; launch mobile-first.</w:t>
+              <w:t xml:space="preserve">Requires moderation, rights, quality, and source verification infrastructure.</w:t>
             </w:r>
           </w:p>
         </w:tc>
@@ -12198,7 +12388,7 @@
               <w:rPr>
                 <w:sz w:val="18"/>
               </w:rPr>
-              <w:t>Deep prestige content</w:t>
+              <w:t xml:space="preserve">Web/desktop learning app</w:t>
             </w:r>
           </w:p>
         </w:tc>
@@ -12221,7 +12411,7 @@
               <w:rPr>
                 <w:sz w:val="18"/>
               </w:rPr>
-              <w:t>Do not produce 201–300 while most users have not approached 100.</w:t>
+              <w:t xml:space="preserve">Splits UI work; launch mobile-first.</w:t>
             </w:r>
           </w:p>
         </w:tc>
@@ -12246,7 +12436,7 @@
               <w:rPr>
                 <w:sz w:val="18"/>
               </w:rPr>
-              <w:t>Recommendation ML</w:t>
+              <w:t xml:space="preserve">Deep prestige content</w:t>
             </w:r>
           </w:p>
         </w:tc>
@@ -12269,7 +12459,7 @@
               <w:rPr>
                 <w:sz w:val="18"/>
               </w:rPr>
-              <w:t>Simple continue/choose-skill logic is enough initially.</w:t>
+              <w:t xml:space="preserve">Do not produce 201–300 while most users have not approached 100.</w:t>
             </w:r>
           </w:p>
         </w:tc>
@@ -12294,7 +12484,7 @@
               <w:rPr>
                 <w:sz w:val="18"/>
               </w:rPr>
-              <w:t>Custom billing backend</w:t>
+              <w:t xml:space="preserve">Recommendation ML</w:t>
             </w:r>
           </w:p>
         </w:tc>
@@ -12317,7 +12507,7 @@
               <w:rPr>
                 <w:sz w:val="18"/>
               </w:rPr>
-              <w:t>RevenueCat/store systems already solve the hard cross-platform pieces.</w:t>
+              <w:t xml:space="preserve">Simple continue/choose-skill logic is enough initially.</w:t>
             </w:r>
           </w:p>
         </w:tc>
@@ -12342,7 +12532,7 @@
               <w:rPr>
                 <w:sz w:val="18"/>
               </w:rPr>
-              <w:t>Microservices</w:t>
+              <w:t xml:space="preserve">Custom billing backend</w:t>
             </w:r>
           </w:p>
         </w:tc>
@@ -12365,7 +12555,55 @@
               <w:rPr>
                 <w:sz w:val="18"/>
               </w:rPr>
-              <w:t>A relational backend and a few server functions are sufficient.</w:t>
+              <w:t xml:space="preserve">RevenueCat/store systems already solve the hard cross-platform pieces.</w:t>
+            </w:r>
+          </w:p>
+        </w:tc>
+      </w:tr>
+      <w:tr>
+        <w:tc>
+          <w:tcPr>
+            <w:tcW w:type="dxa" w:w="3024"/>
+            <w:tcMar>
+              <w:top w:w="85" w:type="dxa"/>
+              <w:start w:w="105" w:type="dxa"/>
+              <w:bottom w:w="85" w:type="dxa"/>
+              <w:end w:w="105" w:type="dxa"/>
+            </w:tcMar>
+            <w:vAlign w:val="center"/>
+          </w:tcPr>
+          <w:p>
+            <w:pPr>
+              <w:spacing w:after="0"/>
+            </w:pPr>
+            <w:r>
+              <w:rPr>
+                <w:sz w:val="18"/>
+              </w:rPr>
+              <w:t xml:space="preserve">Microservices</w:t>
+            </w:r>
+          </w:p>
+        </w:tc>
+        <w:tc>
+          <w:tcPr>
+            <w:tcW w:type="dxa" w:w="7272"/>
+            <w:tcMar>
+              <w:top w:w="85" w:type="dxa"/>
+              <w:start w:w="105" w:type="dxa"/>
+              <w:bottom w:w="85" w:type="dxa"/>
+              <w:end w:w="105" w:type="dxa"/>
+            </w:tcMar>
+            <w:vAlign w:val="center"/>
+          </w:tcPr>
+          <w:p>
+            <w:pPr>
+              <w:spacing w:after="0"/>
+            </w:pPr>
+            <w:r>
+              <w:rPr>
+                <w:sz w:val="18"/>
+              </w:rPr>
+              <w:t xml:space="preserve">A relational backend and a few server functions are sufficient.</w:t>
             </w:r>
           </w:p>
         </w:tc>
@@ -12666,7 +12904,7 @@
         <w:t xml:space="preserve">☐  </w:t>
       </w:r>
       <w:r>
-        <w:t>No unfinished social, currency, avatar, or AI-tutor system is required for the core loop.</w:t>
+        <w:t>No unfinished social, Weekly Quest, currency, avatar, or AI-tutor system is required for the core loop.</w:t>
       </w:r>
     </w:p>
     <w:p>

--- a/brainscroll/docs/source/Build_Order_Blueprint.docx
+++ b/brainscroll/docs/source/Build_Order_Blueprint.docx
@@ -3124,7 +3124,7 @@
               <w:rPr>
                 <w:sz w:val="17"/>
               </w:rPr>
-              <w:t>subjects</w:t>
+              <w:t xml:space="preserve">subjects</w:t>
             </w:r>
           </w:p>
         </w:tc>
@@ -3147,7 +3147,7 @@
               <w:rPr>
                 <w:sz w:val="17"/>
               </w:rPr>
-              <w:t>Top-level user-facing domains</w:t>
+              <w:t xml:space="preserve">Top-level user-facing domains</w:t>
             </w:r>
           </w:p>
         </w:tc>
@@ -3170,7 +3170,7 @@
               <w:rPr>
                 <w:sz w:val="17"/>
               </w:rPr>
-              <w:t>id, name, order, status</w:t>
+              <w:t xml:space="preserve">id, name, order, status</w:t>
             </w:r>
           </w:p>
         </w:tc>
@@ -3195,7 +3195,7 @@
               <w:rPr>
                 <w:sz w:val="17"/>
               </w:rPr>
-              <w:t>skills</w:t>
+              <w:t xml:space="preserve">skills</w:t>
             </w:r>
           </w:p>
         </w:tc>
@@ -3218,7 +3218,7 @@
               <w:rPr>
                 <w:sz w:val="17"/>
               </w:rPr>
-              <w:t>Levelable subcategories</w:t>
+              <w:t xml:space="preserve">Levelable subcategories</w:t>
             </w:r>
           </w:p>
         </w:tc>
@@ -3241,7 +3241,7 @@
               <w:rPr>
                 <w:sz w:val="17"/>
               </w:rPr>
-              <w:t>id, subject_id, name, order, max_published_level</w:t>
+              <w:t xml:space="preserve">id, subject_id, name, order, max_published_level</w:t>
             </w:r>
           </w:p>
         </w:tc>
@@ -3266,7 +3266,7 @@
               <w:rPr>
                 <w:sz w:val="17"/>
               </w:rPr>
-              <w:t>levels</w:t>
+              <w:t xml:space="preserve">levels</w:t>
             </w:r>
           </w:p>
         </w:tc>
@@ -3289,7 +3289,7 @@
               <w:rPr>
                 <w:sz w:val="17"/>
               </w:rPr>
-              <w:t>Canonical progression nodes</w:t>
+              <w:t xml:space="preserve">Canonical progression nodes</w:t>
             </w:r>
           </w:p>
         </w:tc>
@@ -3312,7 +3312,7 @@
               <w:rPr>
                 <w:sz w:val="17"/>
               </w:rPr>
-              <w:t>id, skill_id, number, title, summary, revision_id, status</w:t>
+              <w:t xml:space="preserve">id, skill_id, number, title, summary, revision_id, status</w:t>
             </w:r>
           </w:p>
         </w:tc>
@@ -3337,7 +3337,7 @@
               <w:rPr>
                 <w:sz w:val="17"/>
               </w:rPr>
-              <w:t>concepts</w:t>
+              <w:t xml:space="preserve">concepts</w:t>
             </w:r>
           </w:p>
         </w:tc>
@@ -3360,7 +3360,7 @@
               <w:rPr>
                 <w:sz w:val="17"/>
               </w:rPr>
-              <w:t>Atomic knowledge objects</w:t>
+              <w:t xml:space="preserve">Atomic knowledge objects</w:t>
             </w:r>
           </w:p>
         </w:tc>
@@ -3383,7 +3383,7 @@
               <w:rPr>
                 <w:sz w:val="17"/>
               </w:rPr>
-              <w:t>id, title, description, difficulty, canonical facts</w:t>
+              <w:t xml:space="preserve">id, title, description, difficulty, canonical facts</w:t>
             </w:r>
           </w:p>
         </w:tc>
@@ -3408,7 +3408,7 @@
               <w:rPr>
                 <w:sz w:val="17"/>
               </w:rPr>
-              <w:t>level_concepts</w:t>
+              <w:t xml:space="preserve">level_concepts</w:t>
             </w:r>
           </w:p>
         </w:tc>
@@ -3431,7 +3431,7 @@
               <w:rPr>
                 <w:sz w:val="17"/>
               </w:rPr>
-              <w:t>Which concepts a level teaches/tests</w:t>
+              <w:t xml:space="preserve">Which concepts a level teaches/tests</w:t>
             </w:r>
           </w:p>
         </w:tc>
@@ -3454,7 +3454,7 @@
               <w:rPr>
                 <w:sz w:val="17"/>
               </w:rPr>
-              <w:t>level_id, concept_id, role, weight</w:t>
+              <w:t xml:space="preserve">level_id, concept_id, role, weight</w:t>
             </w:r>
           </w:p>
         </w:tc>
@@ -3479,7 +3479,7 @@
               <w:rPr>
                 <w:sz w:val="17"/>
               </w:rPr>
-              <w:t>cards</w:t>
+              <w:t xml:space="preserve">cards</w:t>
             </w:r>
           </w:p>
         </w:tc>
@@ -3502,7 +3502,7 @@
               <w:rPr>
                 <w:sz w:val="17"/>
               </w:rPr>
-              <w:t>Ordered lesson units</w:t>
+              <w:t xml:space="preserve">Ordered lesson units</w:t>
             </w:r>
           </w:p>
         </w:tc>
@@ -3525,7 +3525,7 @@
               <w:rPr>
                 <w:sz w:val="17"/>
               </w:rPr>
-              <w:t>id, level_id, type, payload, order</w:t>
+              <w:t xml:space="preserve">id, level_id, type, payload, order</w:t>
             </w:r>
           </w:p>
         </w:tc>
@@ -3550,7 +3550,7 @@
               <w:rPr>
                 <w:sz w:val="17"/>
               </w:rPr>
-              <w:t>questions</w:t>
+              <w:t xml:space="preserve">questions</w:t>
             </w:r>
           </w:p>
         </w:tc>
@@ -3573,7 +3573,7 @@
               <w:rPr>
                 <w:sz w:val="17"/>
               </w:rPr>
-              <w:t>Assessments</w:t>
+              <w:t xml:space="preserve">Assessments</w:t>
             </w:r>
           </w:p>
         </w:tc>
@@ -3596,7 +3596,7 @@
               <w:rPr>
                 <w:sz w:val="17"/>
               </w:rPr>
-              <w:t>id, level_id, concept_id, prompt, explanation, difficulty</w:t>
+              <w:t xml:space="preserve">id, level_id, concept_ids, source_card_ids, purpose, prompt, explanation, difficulty</w:t>
             </w:r>
           </w:p>
         </w:tc>
@@ -3621,7 +3621,7 @@
               <w:rPr>
                 <w:sz w:val="17"/>
               </w:rPr>
-              <w:t>answer_options</w:t>
+              <w:t xml:space="preserve">answer_options</w:t>
             </w:r>
           </w:p>
         </w:tc>
@@ -3644,7 +3644,7 @@
               <w:rPr>
                 <w:sz w:val="17"/>
               </w:rPr>
-              <w:t>Question choices</w:t>
+              <w:t xml:space="preserve">Question choices</w:t>
             </w:r>
           </w:p>
         </w:tc>
@@ -3667,7 +3667,7 @@
               <w:rPr>
                 <w:sz w:val="17"/>
               </w:rPr>
-              <w:t>question_id, label, correct, rationale</w:t>
+              <w:t xml:space="preserve">question_id, label, correct, rationale</w:t>
             </w:r>
           </w:p>
         </w:tc>
@@ -3692,7 +3692,7 @@
               <w:rPr>
                 <w:sz w:val="17"/>
               </w:rPr>
-              <w:t>sources</w:t>
+              <w:t xml:space="preserve">sources</w:t>
             </w:r>
           </w:p>
         </w:tc>
@@ -3715,7 +3715,7 @@
               <w:rPr>
                 <w:sz w:val="17"/>
               </w:rPr>
-              <w:t>Source registry</w:t>
+              <w:t xml:space="preserve">Source registry</w:t>
             </w:r>
           </w:p>
         </w:tc>
@@ -3738,7 +3738,7 @@
               <w:rPr>
                 <w:sz w:val="17"/>
               </w:rPr>
-              <w:t>id, title, URL, publisher, license, accessed_at</w:t>
+              <w:t xml:space="preserve">id, title, URL, publisher, license, accessed_at</w:t>
             </w:r>
           </w:p>
         </w:tc>
@@ -3763,7 +3763,7 @@
               <w:rPr>
                 <w:sz w:val="17"/>
               </w:rPr>
-              <w:t>source_links</w:t>
+              <w:t xml:space="preserve">source_links</w:t>
             </w:r>
           </w:p>
         </w:tc>
@@ -3786,7 +3786,7 @@
               <w:rPr>
                 <w:sz w:val="17"/>
               </w:rPr>
-              <w:t>Fact/content provenance</w:t>
+              <w:t xml:space="preserve">Fact/content provenance</w:t>
             </w:r>
           </w:p>
         </w:tc>
@@ -3809,7 +3809,7 @@
               <w:rPr>
                 <w:sz w:val="17"/>
               </w:rPr>
-              <w:t>source_id, object_type, object_id, note</w:t>
+              <w:t xml:space="preserve">source_id, object_type, object_id, note</w:t>
             </w:r>
           </w:p>
         </w:tc>
@@ -3834,7 +3834,7 @@
               <w:rPr>
                 <w:sz w:val="17"/>
               </w:rPr>
-              <w:t>assets</w:t>
+              <w:t xml:space="preserve">assets</w:t>
             </w:r>
           </w:p>
         </w:tc>
@@ -3857,7 +3857,7 @@
               <w:rPr>
                 <w:sz w:val="17"/>
               </w:rPr>
-              <w:t>Media registry</w:t>
+              <w:t xml:space="preserve">Media registry</w:t>
             </w:r>
           </w:p>
         </w:tc>
@@ -3880,7 +3880,7 @@
               <w:rPr>
                 <w:sz w:val="17"/>
               </w:rPr>
-              <w:t>id, type, file, alt_text, rights, attribution</w:t>
+              <w:t xml:space="preserve">id, type, file, alt_text, rights, attribution</w:t>
             </w:r>
           </w:p>
         </w:tc>
@@ -3990,7 +3990,7 @@
               <w:rPr>
                 <w:sz w:val="18"/>
               </w:rPr>
-              <w:t>profiles</w:t>
+              <w:t xml:space="preserve">profiles</w:t>
             </w:r>
           </w:p>
         </w:tc>
@@ -4013,7 +4013,7 @@
               <w:rPr>
                 <w:sz w:val="18"/>
               </w:rPr>
-              <w:t>User-visible identity / settings</w:t>
+              <w:t xml:space="preserve">User-visible identity / settings</w:t>
             </w:r>
           </w:p>
         </w:tc>
@@ -4038,7 +4038,7 @@
               <w:rPr>
                 <w:sz w:val="18"/>
               </w:rPr>
-              <w:t>user_skill_progress</w:t>
+              <w:t xml:space="preserve">user_skill_progress</w:t>
             </w:r>
           </w:p>
         </w:tc>
@@ -4061,7 +4061,7 @@
               <w:rPr>
                 <w:sz w:val="18"/>
               </w:rPr>
-              <w:t>Highest cleared level, total XP, prestige/mastery state</w:t>
+              <w:t xml:space="preserve">Highest cleared level, total XP, prestige/mastery state</w:t>
             </w:r>
           </w:p>
         </w:tc>
@@ -4086,7 +4086,7 @@
               <w:rPr>
                 <w:sz w:val="18"/>
               </w:rPr>
-              <w:t>user_level_progress</w:t>
+              <w:t xml:space="preserve">user_level_progress</w:t>
             </w:r>
           </w:p>
         </w:tc>
@@ -4109,7 +4109,7 @@
               <w:rPr>
                 <w:sz w:val="18"/>
               </w:rPr>
-              <w:t>Started/completed/score/completion revision</w:t>
+              <w:t xml:space="preserve">Started/completed/score/completion revision</w:t>
             </w:r>
           </w:p>
         </w:tc>
@@ -4134,7 +4134,7 @@
               <w:rPr>
                 <w:sz w:val="18"/>
               </w:rPr>
-              <w:t>user_concept_mastery</w:t>
+              <w:t xml:space="preserve">user_question_attempts</w:t>
             </w:r>
           </w:p>
         </w:tc>
@@ -4157,7 +4157,7 @@
               <w:rPr>
                 <w:sz w:val="18"/>
               </w:rPr>
-              <w:t>Seen count, correct/incorrect, strength, last reviewed</w:t>
+              <w:t xml:space="preserve">First attempt (immutable), attempt count, resolved flag per question</w:t>
             </w:r>
           </w:p>
         </w:tc>
@@ -4182,7 +4182,7 @@
               <w:rPr>
                 <w:sz w:val="18"/>
               </w:rPr>
-              <w:t>review_queue</w:t>
+              <w:t xml:space="preserve">user_concept_mastery</w:t>
             </w:r>
           </w:p>
         </w:tc>
@@ -4205,7 +4205,7 @@
               <w:rPr>
                 <w:sz w:val="18"/>
               </w:rPr>
-              <w:t>Concept/question due date and priority</w:t>
+              <w:t xml:space="preserve">Seen count, correct/incorrect, strength, last reviewed</w:t>
             </w:r>
           </w:p>
         </w:tc>
@@ -4230,7 +4230,7 @@
               <w:rPr>
                 <w:sz w:val="18"/>
               </w:rPr>
-              <w:t>xp_events</w:t>
+              <w:t xml:space="preserve">review_queue</w:t>
             </w:r>
           </w:p>
         </w:tc>
@@ -4253,7 +4253,7 @@
               <w:rPr>
                 <w:sz w:val="18"/>
               </w:rPr>
-              <w:t>Immutable XP ledger; every award has a reason/idempotency key</w:t>
+              <w:t xml:space="preserve">Concept/question due date and priority</w:t>
             </w:r>
           </w:p>
         </w:tc>
@@ -4278,7 +4278,7 @@
               <w:rPr>
                 <w:sz w:val="18"/>
               </w:rPr>
-              <w:t>daily_allowances</w:t>
+              <w:t xml:space="preserve">xp_events</w:t>
             </w:r>
           </w:p>
         </w:tc>
@@ -4301,7 +4301,7 @@
               <w:rPr>
                 <w:sz w:val="18"/>
               </w:rPr>
-              <w:t>New levels used for a date and entitlement state</w:t>
+              <w:t xml:space="preserve">Immutable XP ledger; every award has a reason/idempotency key</w:t>
             </w:r>
           </w:p>
         </w:tc>
@@ -4326,7 +4326,7 @@
               <w:rPr>
                 <w:sz w:val="18"/>
               </w:rPr>
-              <w:t>entitlements</w:t>
+              <w:t xml:space="preserve">daily_allowances</w:t>
             </w:r>
           </w:p>
         </w:tc>
@@ -4349,7 +4349,7 @@
               <w:rPr>
                 <w:sz w:val="18"/>
               </w:rPr>
-              <w:t>Cached current premium state / provider identifiers</w:t>
+              <w:t xml:space="preserve">New levels used for a date and entitlement state</w:t>
             </w:r>
           </w:p>
         </w:tc>
@@ -4374,7 +4374,7 @@
               <w:rPr>
                 <w:sz w:val="18"/>
               </w:rPr>
-              <w:t>content_reports</w:t>
+              <w:t xml:space="preserve">entitlements</w:t>
             </w:r>
           </w:p>
         </w:tc>
@@ -4397,7 +4397,55 @@
               <w:rPr>
                 <w:sz w:val="18"/>
               </w:rPr>
-              <w:t>User-reported factual, wording, or media issues</w:t>
+              <w:t xml:space="preserve">Cached current premium state / provider identifiers</w:t>
+            </w:r>
+          </w:p>
+        </w:tc>
+      </w:tr>
+      <w:tr>
+        <w:tc>
+          <w:tcPr>
+            <w:tcW w:type="dxa" w:w="3024"/>
+            <w:tcMar>
+              <w:top w:w="85" w:type="dxa"/>
+              <w:start w:w="105" w:type="dxa"/>
+              <w:bottom w:w="85" w:type="dxa"/>
+              <w:end w:w="105" w:type="dxa"/>
+            </w:tcMar>
+            <w:vAlign w:val="center"/>
+          </w:tcPr>
+          <w:p>
+            <w:pPr>
+              <w:spacing w:after="0"/>
+            </w:pPr>
+            <w:r>
+              <w:rPr>
+                <w:sz w:val="18"/>
+              </w:rPr>
+              <w:t xml:space="preserve">content_reports</w:t>
+            </w:r>
+          </w:p>
+        </w:tc>
+        <w:tc>
+          <w:tcPr>
+            <w:tcW w:type="dxa" w:w="7272"/>
+            <w:tcMar>
+              <w:top w:w="85" w:type="dxa"/>
+              <w:start w:w="105" w:type="dxa"/>
+              <w:bottom w:w="85" w:type="dxa"/>
+              <w:end w:w="105" w:type="dxa"/>
+            </w:tcMar>
+            <w:vAlign w:val="center"/>
+          </w:tcPr>
+          <w:p>
+            <w:pPr>
+              <w:spacing w:after="0"/>
+            </w:pPr>
+            <w:r>
+              <w:rPr>
+                <w:sz w:val="18"/>
+              </w:rPr>
+              <w:t xml:space="preserve">User-reported factual, wording, or media issues</w:t>
             </w:r>
           </w:p>
         </w:tc>
@@ -5257,7 +5305,7 @@
         <w:spacing w:after="60"/>
       </w:pPr>
       <w:r>
-        <w:t>Show immediate feedback and explanation after a response.</w:t>
+        <w:t xml:space="preserve">Show immediate feedback. After a wrong answer, keep the question visible, show its source card beneath it (“Take another look”) and require the correct answer before moving on.</w:t>
       </w:r>
     </w:p>
     <w:p>
@@ -5386,7 +5434,7 @@
               <w:rPr>
                 <w:sz w:val="18"/>
               </w:rPr>
-              <w:t>text</w:t>
+              <w:t xml:space="preserve">text</w:t>
             </w:r>
           </w:p>
         </w:tc>
@@ -5409,7 +5457,7 @@
               <w:rPr>
                 <w:sz w:val="18"/>
               </w:rPr>
-              <w:t>headline, body, optional emphasis/callout</w:t>
+              <w:t xml:space="preserve">headline, body, optional emphasis/callout</w:t>
             </w:r>
           </w:p>
         </w:tc>
@@ -5434,7 +5482,7 @@
               <w:rPr>
                 <w:sz w:val="18"/>
               </w:rPr>
-              <w:t>image</w:t>
+              <w:t xml:space="preserve">image</w:t>
             </w:r>
           </w:p>
         </w:tc>
@@ -5457,7 +5505,7 @@
               <w:rPr>
                 <w:sz w:val="18"/>
               </w:rPr>
-              <w:t>asset_id, caption, alt_text, attribution display rule</w:t>
+              <w:t xml:space="preserve">asset_id, caption, alt_text, attribution display rule</w:t>
             </w:r>
           </w:p>
         </w:tc>
@@ -5482,7 +5530,7 @@
               <w:rPr>
                 <w:sz w:val="18"/>
               </w:rPr>
-              <w:t>fact</w:t>
+              <w:t xml:space="preserve">fact</w:t>
             </w:r>
           </w:p>
         </w:tc>
@@ -5505,7 +5553,7 @@
               <w:rPr>
                 <w:sz w:val="18"/>
               </w:rPr>
-              <w:t>short memorable fact + context</w:t>
+              <w:t xml:space="preserve">short memorable fact + context</w:t>
             </w:r>
           </w:p>
         </w:tc>
@@ -5530,7 +5578,7 @@
               <w:rPr>
                 <w:sz w:val="18"/>
               </w:rPr>
-              <w:t>timeline</w:t>
+              <w:t xml:space="preserve">timeline</w:t>
             </w:r>
           </w:p>
         </w:tc>
@@ -5553,7 +5601,7 @@
               <w:rPr>
                 <w:sz w:val="18"/>
               </w:rPr>
-              <w:t>ordered events payload</w:t>
+              <w:t xml:space="preserve">ordered events payload</w:t>
             </w:r>
           </w:p>
         </w:tc>
@@ -5578,7 +5626,7 @@
               <w:rPr>
                 <w:sz w:val="18"/>
               </w:rPr>
-              <w:t>comparison</w:t>
+              <w:t xml:space="preserve">comparison</w:t>
             </w:r>
           </w:p>
         </w:tc>
@@ -5601,7 +5649,7 @@
               <w:rPr>
                 <w:sz w:val="18"/>
               </w:rPr>
-              <w:t>two-or-more item comparison payload</w:t>
+              <w:t xml:space="preserve">two-or-more item comparison payload</w:t>
             </w:r>
           </w:p>
         </w:tc>
@@ -5626,7 +5674,7 @@
               <w:rPr>
                 <w:sz w:val="18"/>
               </w:rPr>
-              <w:t>mcq</w:t>
+              <w:t xml:space="preserve">mcq</w:t>
             </w:r>
           </w:p>
         </w:tc>
@@ -5649,7 +5697,7 @@
               <w:rPr>
                 <w:sz w:val="18"/>
               </w:rPr>
-              <w:t>question_id; answers loaded from question object</w:t>
+              <w:t xml:space="preserve">question_id; graded server-side; question.source_card_ids name the teaching cards shown after a miss</w:t>
             </w:r>
           </w:p>
         </w:tc>
@@ -5674,7 +5722,7 @@
               <w:rPr>
                 <w:sz w:val="18"/>
               </w:rPr>
-              <w:t>recall</w:t>
+              <w:t xml:space="preserve">recall</w:t>
             </w:r>
           </w:p>
         </w:tc>
@@ -5697,7 +5745,7 @@
               <w:rPr>
                 <w:sz w:val="18"/>
               </w:rPr>
-              <w:t>question_id tagged as prior-concept review</w:t>
+              <w:t xml:space="preserve">question_id tagged as prior-concept review</w:t>
             </w:r>
           </w:p>
         </w:tc>
@@ -5722,7 +5770,7 @@
               <w:rPr>
                 <w:sz w:val="18"/>
               </w:rPr>
-              <w:t>checkpoint</w:t>
+              <w:t xml:space="preserve">checkpoint</w:t>
             </w:r>
           </w:p>
         </w:tc>
@@ -5745,7 +5793,7 @@
               <w:rPr>
                 <w:sz w:val="18"/>
               </w:rPr>
-              <w:t>summary of learned concepts / transition</w:t>
+              <w:t xml:space="preserve">summary of learned concepts / transition</w:t>
             </w:r>
           </w:p>
         </w:tc>
@@ -5813,7 +5861,7 @@
           <w:rFonts w:ascii="Aptos" w:hAnsi="Aptos"/>
           <w:sz w:val="21"/>
         </w:rPr>
-        <w:t>Wrong answers teach; they never lock the learner out or consume a “life.”</w:t>
+        <w:t xml:space="preserve">Wrong answers teach: the missed question shows its source card and must be answered correctly; nothing locks the learner out or consumes a “life.” The first attempt is recorded once, server-side, and restarting the level cannot replace it.</w:t>
       </w:r>
     </w:p>
     <w:p>
@@ -6175,7 +6223,7 @@
               <w:rPr>
                 <w:sz w:val="17"/>
               </w:rPr>
-              <w:t xml:space="preserve">Base completion XP</w:t>
+              <w:t xml:space="preserve">Completion XP by first-attempt accuracy: 100 / 70 / 35 / 15</w:t>
             </w:r>
           </w:p>
         </w:tc>
@@ -6198,7 +6246,7 @@
               <w:rPr>
                 <w:sz w:val="17"/>
               </w:rPr>
-              <w:t xml:space="preserve">Once per canonical level</w:t>
+              <w:t xml:space="preserve">Once per canonical level; corrections add nothing</w:t>
             </w:r>
           </w:p>
         </w:tc>
@@ -6246,7 +6294,7 @@
               <w:rPr>
                 <w:sz w:val="17"/>
               </w:rPr>
-              <w:t xml:space="preserve">Small performance bonus</w:t>
+              <w:t xml:space="preserve">Retired per-answer bonus</w:t>
             </w:r>
           </w:p>
         </w:tc>
@@ -6269,7 +6317,7 @@
               <w:rPr>
                 <w:sz w:val="17"/>
               </w:rPr>
-              <w:t xml:space="preserve">Capped per level</w:t>
+              <w:t xml:space="preserve">First-attempt accuracy now sets LEVEL_COMPLETE XP</w:t>
             </w:r>
           </w:p>
         </w:tc>
@@ -10252,7 +10300,7 @@
         <w:spacing w:after="60"/>
       </w:pPr>
       <w:r>
-        <w:t>Client submits level ID, revision, answer results, and completion idempotency key.</w:t>
+        <w:t xml:space="preserve">Each attempt goes to the server as it happens (answer_question); the first attempt per question is stored once and never replaced. The client then submits level ID, revision and a completion idempotency key.</w:t>
       </w:r>
     </w:p>
     <w:p>
@@ -10261,7 +10309,7 @@
         <w:spacing w:after="60"/>
       </w:pPr>
       <w:r>
-        <w:t>Server verifies that the level is eligible and not already awarded.</w:t>
+        <w:t xml:space="preserve">Server verifies that the level is eligible, not already awarded, and that every question has been correctly resolved; XP is set by first-attempt accuracy.</w:t>
       </w:r>
     </w:p>
     <w:p>

--- a/brainscroll/docs/source/Build_Order_Blueprint.docx
+++ b/brainscroll/docs/source/Build_Order_Blueprint.docx
@@ -6223,7 +6223,7 @@
               <w:rPr>
                 <w:sz w:val="17"/>
               </w:rPr>
-              <w:t xml:space="preserve">Completion XP by first-attempt accuracy: 100 / 70 / 35 / 15</w:t>
+              <w:t xml:space="preserve">Completion XP by first-attempt accuracy from the level type’s own pool: regular 100 / 70 / 35 / 15; checkpoint 150 / 105 / 60 / 25; milestone 250 / 175 / 90 / 40; Mastery Challenge 500 / 350 / 175 / 75</w:t>
             </w:r>
           </w:p>
         </w:tc>
@@ -6246,7 +6246,7 @@
               <w:rPr>
                 <w:sz w:val="17"/>
               </w:rPr>
-              <w:t xml:space="preserve">Once per canonical level; corrections add nothing</w:t>
+              <w:t xml:space="preserve">Once per canonical level; corrections add nothing; values configurable, never hard-coded in the UI</w:t>
             </w:r>
           </w:p>
         </w:tc>
@@ -6365,7 +6365,7 @@
               <w:rPr>
                 <w:sz w:val="17"/>
               </w:rPr>
-              <w:t xml:space="preserve">Meaningful retention bonus</w:t>
+              <w:t xml:space="preserve">+10: scheduled review item right on the first attempt</w:t>
             </w:r>
           </w:p>
         </w:tc>
@@ -6388,7 +6388,7 @@
               <w:rPr>
                 <w:sz w:val="17"/>
               </w:rPr>
-              <w:t xml:space="preserve">Only after a delay / scheduled review</w:t>
+              <w:t xml:space="preserve">Once per scheduled review occurrence; replays/reopening earn nothing; a wrong first answer earns 0 and its required correction earns nothing</w:t>
             </w:r>
           </w:p>
         </w:tc>
@@ -6436,7 +6436,7 @@
               <w:rPr>
                 <w:sz w:val="17"/>
               </w:rPr>
-              <w:t xml:space="preserve">Milestone reward</w:t>
+              <w:t xml:space="preserve">Retired +250 Level 100 bonus</w:t>
             </w:r>
           </w:p>
         </w:tc>
@@ -6459,7 +6459,7 @@
               <w:rPr>
                 <w:sz w:val="17"/>
               </w:rPr>
-              <w:t xml:space="preserve">Level 100 / future prestige checkpoint</w:t>
+              <w:t xml:space="preserve">The Mastery Challenge’s own XP pool replaces it; the ★ comes from resolving Level 100 (no minimum score)</w:t>
             </w:r>
           </w:p>
         </w:tc>
@@ -6772,7 +6772,7 @@
           <w:rFonts w:ascii="Aptos" w:hAnsi="Aptos"/>
           <w:sz w:val="21"/>
         </w:rPr>
-        <w:t>Correct/incorrect answers adjust a simple strength score.</w:t>
+        <w:t xml:space="preserve">First attempts adjust a simple strength score; corrections do not.</w:t>
       </w:r>
     </w:p>
     <w:p>
@@ -6812,6 +6812,19 @@
           <w:sz w:val="21"/>
         </w:rPr>
         <w:t>Review never consumes one of the 5 daily new levels.</w:t>
+      </w:r>
+    </w:p>
+    <w:p>
+      <w:pPr>
+        <w:pStyle w:val="ListBullet"/>
+        <w:spacing w:after="60"/>
+      </w:pPr>
+      <w:r>
+        <w:rPr>
+          <w:rFonts w:ascii="Aptos" w:hAnsi="Aptos"/>
+          <w:sz w:val="21"/>
+        </w:rPr>
+        <w:t xml:space="preserve">Review items work like level questions: the first attempt is recorded once per scheduled review (+10 XP if right); a miss lowers strength, raises review priority, shows the source card beneath the question and requires the correct answer. Never just reveal the answer.</w:t>
       </w:r>
     </w:p>
     <w:p>
@@ -9251,7 +9264,7 @@
           <w:rFonts w:ascii="Aptos" w:hAnsi="Aptos"/>
           <w:sz w:val="21"/>
         </w:rPr>
-        <w:t>Review completion and delayed-recall correctness.</w:t>
+        <w:t xml:space="preserve">Review completion and first-attempt recall accuracy.</w:t>
       </w:r>
     </w:p>
     <w:p>

--- a/brainscroll/docs/source/Build_Order_Blueprint.docx
+++ b/brainscroll/docs/source/Build_Order_Blueprint.docx
@@ -2298,7 +2298,7 @@
           <w:rFonts w:ascii="Aptos" w:hAnsi="Aptos"/>
           <w:sz w:val="21"/>
         </w:rPr>
-        <w:t>A level is a small learning encounter: mostly short reading/visual cards, then about 3 light questions (recall, understanding, connection)—not a single trivia fact and not a test. Question count is set by level type: regular 3; every 10th-level checkpoint about 5; the Level 50 milestone 5–7; the Level 100 Mastery Challenge about 10; review sessions vary with what is due.</w:t>
+        <w:t xml:space="preserve">A level is a small learning encounter: mostly short reading/visual cards, then 3 light questions (recall, understanding, connection)—not a single trivia fact and not a test. Question count is fixed by level type: regular 3; every 10th-level checkpoint 5; the Level 50 milestone 7; the Level 100 Mastery Challenge 10; review sessions vary with what is due.</w:t>
       </w:r>
     </w:p>
     <w:p>
@@ -4715,7 +4715,7 @@
           <w:rFonts w:ascii="Aptos" w:hAnsi="Aptos"/>
           <w:sz w:val="21"/>
         </w:rPr>
-        <w:t>Enough variety that Levels 1–10 do not feel like ten copies of the same template. Levels 1–9 are regular levels (3 questions each); Level 10 is the first checkpoint (about 5).</w:t>
+        <w:t>Enough variety that Levels 1–10 do not feel like ten copies of the same template. Levels 1–9 are regular levels (3 questions each); Level 10 is the first checkpoint (5 questions).</w:t>
       </w:r>
     </w:p>
     <w:p>

--- a/brainscroll/docs/source/Build_Order_Blueprint.docx
+++ b/brainscroll/docs/source/Build_Order_Blueprint.docx
@@ -16,7 +16,7 @@
         <w:tc>
           <w:tcPr>
             <w:tcW w:type="dxa" w:w="10080"/>
-            <w:shd w:fill="132238"/>
+            <w:shd w:fill="132238" w:val="clear"/>
             <w:tcMar>
               <w:top w:w="70" w:type="dxa"/>
               <w:start w:w="130" w:type="dxa"/>
@@ -96,7 +96,7 @@
         <w:tc>
           <w:tcPr>
             <w:tcW w:type="dxa" w:w="10080"/>
-            <w:shd w:fill="EEF4F7"/>
+            <w:shd w:fill="EEF4F7" w:val="clear"/>
             <w:tcMar>
               <w:top w:w="150" w:type="dxa"/>
               <w:start w:w="180" w:type="dxa"/>
@@ -156,7 +156,7 @@
         <w:tc>
           <w:tcPr>
             <w:tcW w:type="dxa" w:w="10080"/>
-            <w:shd w:fill="315C8C"/>
+            <w:shd w:fill="315C8C" w:val="clear"/>
             <w:tcMar>
               <w:top w:w="70" w:type="dxa"/>
               <w:start w:w="130" w:type="dxa"/>
@@ -207,7 +207,7 @@
         <w:tc>
           <w:tcPr>
             <w:tcW w:type="dxa" w:w="10080"/>
-            <w:shd w:fill="EAF0F5"/>
+            <w:shd w:fill="EAF0F5" w:val="clear"/>
             <w:tcMar>
               <w:top w:w="150" w:type="dxa"/>
               <w:start w:w="180" w:type="dxa"/>
@@ -268,7 +268,7 @@
         <w:tc>
           <w:tcPr>
             <w:tcW w:type="dxa" w:w="792"/>
-            <w:shd w:fill="132238"/>
+            <w:shd w:fill="132238" w:val="clear"/>
             <w:tcMar>
               <w:top w:w="90" w:type="dxa"/>
               <w:start w:w="110" w:type="dxa"/>
@@ -295,7 +295,7 @@
         <w:tc>
           <w:tcPr>
             <w:tcW w:type="dxa" w:w="2376"/>
-            <w:shd w:fill="132238"/>
+            <w:shd w:fill="132238" w:val="clear"/>
             <w:tcMar>
               <w:top w:w="90" w:type="dxa"/>
               <w:start w:w="110" w:type="dxa"/>
@@ -322,7 +322,7 @@
         <w:tc>
           <w:tcPr>
             <w:tcW w:type="dxa" w:w="7128"/>
-            <w:shd w:fill="132238"/>
+            <w:shd w:fill="132238" w:val="clear"/>
             <w:tcMar>
               <w:top w:w="90" w:type="dxa"/>
               <w:start w:w="110" w:type="dxa"/>
@@ -1290,7 +1290,7 @@
         <w:tc>
           <w:tcPr>
             <w:tcW w:type="dxa" w:w="10080"/>
-            <w:shd w:fill="EAF0F5"/>
+            <w:shd w:fill="EAF0F5" w:val="clear"/>
             <w:tcMar>
               <w:top w:w="150" w:type="dxa"/>
               <w:start w:w="180" w:type="dxa"/>
@@ -1342,7 +1342,7 @@
         <w:tc>
           <w:tcPr>
             <w:tcW w:type="dxa" w:w="10080"/>
-            <w:shd w:fill="315C8C"/>
+            <w:shd w:fill="315C8C" w:val="clear"/>
             <w:tcMar>
               <w:top w:w="70" w:type="dxa"/>
               <w:start w:w="130" w:type="dxa"/>
@@ -1399,7 +1399,7 @@
         <w:tc>
           <w:tcPr>
             <w:tcW w:type="dxa" w:w="1800"/>
-            <w:shd w:fill="132238"/>
+            <w:shd w:fill="132238" w:val="clear"/>
             <w:tcMar>
               <w:top w:w="90" w:type="dxa"/>
               <w:start w:w="110" w:type="dxa"/>
@@ -1426,7 +1426,7 @@
         <w:tc>
           <w:tcPr>
             <w:tcW w:type="dxa" w:w="2520"/>
-            <w:shd w:fill="132238"/>
+            <w:shd w:fill="132238" w:val="clear"/>
             <w:tcMar>
               <w:top w:w="90" w:type="dxa"/>
               <w:start w:w="110" w:type="dxa"/>
@@ -1453,7 +1453,7 @@
         <w:tc>
           <w:tcPr>
             <w:tcW w:type="dxa" w:w="5976"/>
-            <w:shd w:fill="132238"/>
+            <w:shd w:fill="132238" w:val="clear"/>
             <w:tcMar>
               <w:top w:w="90" w:type="dxa"/>
               <w:start w:w="110" w:type="dxa"/>
@@ -2066,7 +2066,7 @@
         <w:tc>
           <w:tcPr>
             <w:tcW w:type="dxa" w:w="10080"/>
-            <w:shd w:fill="EAF0F5"/>
+            <w:shd w:fill="EAF0F5" w:val="clear"/>
             <w:tcMar>
               <w:top w:w="150" w:type="dxa"/>
               <w:start w:w="180" w:type="dxa"/>
@@ -2204,7 +2204,7 @@
         <w:tc>
           <w:tcPr>
             <w:tcW w:type="dxa" w:w="10080"/>
-            <w:shd w:fill="315C8C"/>
+            <w:shd w:fill="315C8C" w:val="clear"/>
             <w:tcMar>
               <w:top w:w="70" w:type="dxa"/>
               <w:start w:w="130" w:type="dxa"/>
@@ -2401,7 +2401,7 @@
         <w:tc>
           <w:tcPr>
             <w:tcW w:type="dxa" w:w="10080"/>
-            <w:shd w:fill="EAF0F5"/>
+            <w:shd w:fill="EAF0F5" w:val="clear"/>
             <w:tcMar>
               <w:top w:w="150" w:type="dxa"/>
               <w:start w:w="180" w:type="dxa"/>
@@ -2454,7 +2454,7 @@
         <w:tc>
           <w:tcPr>
             <w:tcW w:type="dxa" w:w="1440"/>
-            <w:shd w:fill="132238"/>
+            <w:shd w:fill="132238" w:val="clear"/>
             <w:tcMar>
               <w:top w:w="90" w:type="dxa"/>
               <w:start w:w="110" w:type="dxa"/>
@@ -2481,7 +2481,7 @@
         <w:tc>
           <w:tcPr>
             <w:tcW w:type="dxa" w:w="4320"/>
-            <w:shd w:fill="132238"/>
+            <w:shd w:fill="132238" w:val="clear"/>
             <w:tcMar>
               <w:top w:w="90" w:type="dxa"/>
               <w:start w:w="110" w:type="dxa"/>
@@ -2508,7 +2508,7 @@
         <w:tc>
           <w:tcPr>
             <w:tcW w:type="dxa" w:w="4464"/>
-            <w:shd w:fill="132238"/>
+            <w:shd w:fill="132238" w:val="clear"/>
             <w:tcMar>
               <w:top w:w="90" w:type="dxa"/>
               <w:start w:w="110" w:type="dxa"/>
@@ -2960,7 +2960,7 @@
         <w:tc>
           <w:tcPr>
             <w:tcW w:type="dxa" w:w="10080"/>
-            <w:shd w:fill="315C8C"/>
+            <w:shd w:fill="315C8C" w:val="clear"/>
             <w:tcMar>
               <w:top w:w="70" w:type="dxa"/>
               <w:start w:w="130" w:type="dxa"/>
@@ -3025,7 +3025,7 @@
         <w:tc>
           <w:tcPr>
             <w:tcW w:type="dxa" w:w="1800"/>
-            <w:shd w:fill="132238"/>
+            <w:shd w:fill="132238" w:val="clear"/>
             <w:tcMar>
               <w:top w:w="90" w:type="dxa"/>
               <w:start w:w="110" w:type="dxa"/>
@@ -3052,7 +3052,7 @@
         <w:tc>
           <w:tcPr>
             <w:tcW w:type="dxa" w:w="3528"/>
-            <w:shd w:fill="132238"/>
+            <w:shd w:fill="132238" w:val="clear"/>
             <w:tcMar>
               <w:top w:w="90" w:type="dxa"/>
               <w:start w:w="110" w:type="dxa"/>
@@ -3079,7 +3079,7 @@
         <w:tc>
           <w:tcPr>
             <w:tcW w:type="dxa" w:w="4968"/>
-            <w:shd w:fill="132238"/>
+            <w:shd w:fill="132238" w:val="clear"/>
             <w:tcMar>
               <w:top w:w="90" w:type="dxa"/>
               <w:start w:w="110" w:type="dxa"/>
@@ -3918,7 +3918,7 @@
         <w:tc>
           <w:tcPr>
             <w:tcW w:type="dxa" w:w="3024"/>
-            <w:shd w:fill="132238"/>
+            <w:shd w:fill="132238" w:val="clear"/>
             <w:tcMar>
               <w:top w:w="90" w:type="dxa"/>
               <w:start w:w="110" w:type="dxa"/>
@@ -3945,7 +3945,7 @@
         <w:tc>
           <w:tcPr>
             <w:tcW w:type="dxa" w:w="7272"/>
-            <w:shd w:fill="132238"/>
+            <w:shd w:fill="132238" w:val="clear"/>
             <w:tcMar>
               <w:top w:w="90" w:type="dxa"/>
               <w:start w:w="110" w:type="dxa"/>
@@ -4470,7 +4470,7 @@
         <w:tc>
           <w:tcPr>
             <w:tcW w:type="dxa" w:w="10080"/>
-            <w:shd w:fill="EAF0F5"/>
+            <w:shd w:fill="EAF0F5" w:val="clear"/>
             <w:tcMar>
               <w:top w:w="150" w:type="dxa"/>
               <w:start w:w="180" w:type="dxa"/>
@@ -4582,7 +4582,7 @@
         <w:tc>
           <w:tcPr>
             <w:tcW w:type="dxa" w:w="10080"/>
-            <w:shd w:fill="315C8C"/>
+            <w:shd w:fill="315C8C" w:val="clear"/>
             <w:tcMar>
               <w:top w:w="70" w:type="dxa"/>
               <w:start w:w="130" w:type="dxa"/>
@@ -4745,7 +4745,7 @@
         <w:tc>
           <w:tcPr>
             <w:tcW w:type="dxa" w:w="1944"/>
-            <w:shd w:fill="132238"/>
+            <w:shd w:fill="132238" w:val="clear"/>
             <w:tcMar>
               <w:top w:w="90" w:type="dxa"/>
               <w:start w:w="110" w:type="dxa"/>
@@ -4772,7 +4772,7 @@
         <w:tc>
           <w:tcPr>
             <w:tcW w:type="dxa" w:w="8352"/>
-            <w:shd w:fill="132238"/>
+            <w:shd w:fill="132238" w:val="clear"/>
             <w:tcMar>
               <w:top w:w="90" w:type="dxa"/>
               <w:start w:w="110" w:type="dxa"/>
@@ -5153,7 +5153,7 @@
         <w:tc>
           <w:tcPr>
             <w:tcW w:type="dxa" w:w="10080"/>
-            <w:shd w:fill="EAF0F5"/>
+            <w:shd w:fill="EAF0F5" w:val="clear"/>
             <w:tcMar>
               <w:top w:w="150" w:type="dxa"/>
               <w:start w:w="180" w:type="dxa"/>
@@ -5205,7 +5205,7 @@
         <w:tc>
           <w:tcPr>
             <w:tcW w:type="dxa" w:w="10080"/>
-            <w:shd w:fill="315C8C"/>
+            <w:shd w:fill="315C8C" w:val="clear"/>
             <w:tcMar>
               <w:top w:w="70" w:type="dxa"/>
               <w:start w:w="130" w:type="dxa"/>
@@ -5362,7 +5362,7 @@
         <w:tc>
           <w:tcPr>
             <w:tcW w:type="dxa" w:w="1944"/>
-            <w:shd w:fill="132238"/>
+            <w:shd w:fill="132238" w:val="clear"/>
             <w:tcMar>
               <w:top w:w="90" w:type="dxa"/>
               <w:start w:w="110" w:type="dxa"/>
@@ -5389,7 +5389,7 @@
         <w:tc>
           <w:tcPr>
             <w:tcW w:type="dxa" w:w="8352"/>
-            <w:shd w:fill="132238"/>
+            <w:shd w:fill="132238" w:val="clear"/>
             <w:tcMar>
               <w:top w:w="90" w:type="dxa"/>
               <w:start w:w="110" w:type="dxa"/>
@@ -5909,7 +5909,7 @@
         <w:tc>
           <w:tcPr>
             <w:tcW w:type="dxa" w:w="10080"/>
-            <w:shd w:fill="315C8C"/>
+            <w:shd w:fill="315C8C" w:val="clear"/>
             <w:tcMar>
               <w:top w:w="70" w:type="dxa"/>
               <w:start w:w="130" w:type="dxa"/>
@@ -6048,7 +6048,7 @@
         <w:tc>
           <w:tcPr>
             <w:tcW w:type="dxa" w:w="10080"/>
-            <w:shd w:fill="EAF0F5"/>
+            <w:shd w:fill="EAF0F5" w:val="clear"/>
             <w:tcMar>
               <w:top w:w="150" w:type="dxa"/>
               <w:start w:w="180" w:type="dxa"/>
@@ -6101,7 +6101,7 @@
         <w:tc>
           <w:tcPr>
             <w:tcW w:type="dxa" w:w="2304"/>
-            <w:shd w:fill="132238"/>
+            <w:shd w:fill="132238" w:val="clear"/>
             <w:tcMar>
               <w:top w:w="90" w:type="dxa"/>
               <w:start w:w="110" w:type="dxa"/>
@@ -6128,7 +6128,7 @@
         <w:tc>
           <w:tcPr>
             <w:tcW w:type="dxa" w:w="3744"/>
-            <w:shd w:fill="132238"/>
+            <w:shd w:fill="132238" w:val="clear"/>
             <w:tcMar>
               <w:top w:w="90" w:type="dxa"/>
               <w:start w:w="110" w:type="dxa"/>
@@ -6155,7 +6155,7 @@
         <w:tc>
           <w:tcPr>
             <w:tcW w:type="dxa" w:w="4248"/>
-            <w:shd w:fill="132238"/>
+            <w:shd w:fill="132238" w:val="clear"/>
             <w:tcMar>
               <w:top w:w="90" w:type="dxa"/>
               <w:start w:w="110" w:type="dxa"/>
@@ -6691,7 +6691,7 @@
         <w:tc>
           <w:tcPr>
             <w:tcW w:type="dxa" w:w="10080"/>
-            <w:shd w:fill="315C8C"/>
+            <w:shd w:fill="315C8C" w:val="clear"/>
             <w:tcMar>
               <w:top w:w="70" w:type="dxa"/>
               <w:start w:w="130" w:type="dxa"/>
@@ -6862,7 +6862,7 @@
         <w:tc>
           <w:tcPr>
             <w:tcW w:type="dxa" w:w="10080"/>
-            <w:shd w:fill="EAF0F5"/>
+            <w:shd w:fill="EAF0F5" w:val="clear"/>
             <w:tcMar>
               <w:top w:w="150" w:type="dxa"/>
               <w:start w:w="180" w:type="dxa"/>
@@ -6974,7 +6974,7 @@
         <w:tc>
           <w:tcPr>
             <w:tcW w:type="dxa" w:w="10080"/>
-            <w:shd w:fill="315C8C"/>
+            <w:shd w:fill="315C8C" w:val="clear"/>
             <w:tcMar>
               <w:top w:w="70" w:type="dxa"/>
               <w:start w:w="130" w:type="dxa"/>
@@ -7100,7 +7100,7 @@
         <w:tc>
           <w:tcPr>
             <w:tcW w:type="dxa" w:w="2520"/>
-            <w:shd w:fill="132238"/>
+            <w:shd w:fill="132238" w:val="clear"/>
             <w:tcMar>
               <w:top w:w="90" w:type="dxa"/>
               <w:start w:w="110" w:type="dxa"/>
@@ -7127,7 +7127,7 @@
         <w:tc>
           <w:tcPr>
             <w:tcW w:type="dxa" w:w="7776"/>
-            <w:shd w:fill="132238"/>
+            <w:shd w:fill="132238" w:val="clear"/>
             <w:tcMar>
               <w:top w:w="90" w:type="dxa"/>
               <w:start w:w="110" w:type="dxa"/>
@@ -7604,7 +7604,7 @@
         <w:tc>
           <w:tcPr>
             <w:tcW w:type="dxa" w:w="10080"/>
-            <w:shd w:fill="EAF0F5"/>
+            <w:shd w:fill="EAF0F5" w:val="clear"/>
             <w:tcMar>
               <w:top w:w="150" w:type="dxa"/>
               <w:start w:w="180" w:type="dxa"/>
@@ -7656,7 +7656,7 @@
         <w:tc>
           <w:tcPr>
             <w:tcW w:type="dxa" w:w="10080"/>
-            <w:shd w:fill="315C8C"/>
+            <w:shd w:fill="315C8C" w:val="clear"/>
             <w:tcMar>
               <w:top w:w="70" w:type="dxa"/>
               <w:start w:w="130" w:type="dxa"/>
@@ -7720,7 +7720,7 @@
         <w:tc>
           <w:tcPr>
             <w:tcW w:type="dxa" w:w="1800"/>
-            <w:shd w:fill="132238"/>
+            <w:shd w:fill="132238" w:val="clear"/>
             <w:tcMar>
               <w:top w:w="90" w:type="dxa"/>
               <w:start w:w="110" w:type="dxa"/>
@@ -7747,7 +7747,7 @@
         <w:tc>
           <w:tcPr>
             <w:tcW w:type="dxa" w:w="8496"/>
-            <w:shd w:fill="132238"/>
+            <w:shd w:fill="132238" w:val="clear"/>
             <w:tcMar>
               <w:top w:w="90" w:type="dxa"/>
               <w:start w:w="110" w:type="dxa"/>
@@ -8418,7 +8418,7 @@
         <w:tc>
           <w:tcPr>
             <w:tcW w:type="dxa" w:w="10080"/>
-            <w:shd w:fill="315C8C"/>
+            <w:shd w:fill="315C8C" w:val="clear"/>
             <w:tcMar>
               <w:top w:w="70" w:type="dxa"/>
               <w:start w:w="130" w:type="dxa"/>
@@ -8558,7 +8558,7 @@
         <w:tc>
           <w:tcPr>
             <w:tcW w:type="dxa" w:w="10080"/>
-            <w:shd w:fill="EAF0F5"/>
+            <w:shd w:fill="EAF0F5" w:val="clear"/>
             <w:tcMar>
               <w:top w:w="150" w:type="dxa"/>
               <w:start w:w="180" w:type="dxa"/>
@@ -8610,7 +8610,7 @@
         <w:tc>
           <w:tcPr>
             <w:tcW w:type="dxa" w:w="10080"/>
-            <w:shd w:fill="315C8C"/>
+            <w:shd w:fill="315C8C" w:val="clear"/>
             <w:tcMar>
               <w:top w:w="70" w:type="dxa"/>
               <w:start w:w="130" w:type="dxa"/>
@@ -8669,7 +8669,7 @@
         <w:tc>
           <w:tcPr>
             <w:tcW w:type="dxa" w:w="3384"/>
-            <w:shd w:fill="132238"/>
+            <w:shd w:fill="132238" w:val="clear"/>
             <w:tcMar>
               <w:top w:w="90" w:type="dxa"/>
               <w:start w:w="110" w:type="dxa"/>
@@ -8696,7 +8696,7 @@
         <w:tc>
           <w:tcPr>
             <w:tcW w:type="dxa" w:w="6912"/>
-            <w:shd w:fill="132238"/>
+            <w:shd w:fill="132238" w:val="clear"/>
             <w:tcMar>
               <w:top w:w="90" w:type="dxa"/>
               <w:start w:w="110" w:type="dxa"/>
@@ -9333,7 +9333,7 @@
         <w:tc>
           <w:tcPr>
             <w:tcW w:type="dxa" w:w="10080"/>
-            <w:shd w:fill="EAF0F5"/>
+            <w:shd w:fill="EAF0F5" w:val="clear"/>
             <w:tcMar>
               <w:top w:w="150" w:type="dxa"/>
               <w:start w:w="180" w:type="dxa"/>
@@ -9385,7 +9385,7 @@
         <w:tc>
           <w:tcPr>
             <w:tcW w:type="dxa" w:w="10080"/>
-            <w:shd w:fill="315C8C"/>
+            <w:shd w:fill="315C8C" w:val="clear"/>
             <w:tcMar>
               <w:top w:w="70" w:type="dxa"/>
               <w:start w:w="130" w:type="dxa"/>
@@ -9602,7 +9602,7 @@
         <w:tc>
           <w:tcPr>
             <w:tcW w:type="dxa" w:w="10080"/>
-            <w:shd w:fill="315C8C"/>
+            <w:shd w:fill="315C8C" w:val="clear"/>
             <w:tcMar>
               <w:top w:w="70" w:type="dxa"/>
               <w:start w:w="130" w:type="dxa"/>
@@ -9734,7 +9734,7 @@
         <w:tc>
           <w:tcPr>
             <w:tcW w:type="dxa" w:w="1944"/>
-            <w:shd w:fill="132238"/>
+            <w:shd w:fill="132238" w:val="clear"/>
             <w:tcMar>
               <w:top w:w="90" w:type="dxa"/>
               <w:start w:w="110" w:type="dxa"/>
@@ -9761,7 +9761,7 @@
         <w:tc>
           <w:tcPr>
             <w:tcW w:type="dxa" w:w="8352"/>
-            <w:shd w:fill="132238"/>
+            <w:shd w:fill="132238" w:val="clear"/>
             <w:tcMar>
               <w:top w:w="90" w:type="dxa"/>
               <w:start w:w="110" w:type="dxa"/>
@@ -10218,7 +10218,7 @@
         <w:tc>
           <w:tcPr>
             <w:tcW w:type="dxa" w:w="10080"/>
-            <w:shd w:fill="315C8C"/>
+            <w:shd w:fill="315C8C" w:val="clear"/>
             <w:tcMar>
               <w:top w:w="70" w:type="dxa"/>
               <w:start w:w="130" w:type="dxa"/>
@@ -10410,7 +10410,7 @@
         <w:tc>
           <w:tcPr>
             <w:tcW w:type="dxa" w:w="10080"/>
-            <w:shd w:fill="EAF0F5"/>
+            <w:shd w:fill="EAF0F5" w:val="clear"/>
             <w:tcMar>
               <w:top w:w="150" w:type="dxa"/>
               <w:start w:w="180" w:type="dxa"/>
@@ -10462,7 +10462,7 @@
         <w:tc>
           <w:tcPr>
             <w:tcW w:type="dxa" w:w="10080"/>
-            <w:shd w:fill="315C8C"/>
+            <w:shd w:fill="315C8C" w:val="clear"/>
             <w:tcMar>
               <w:top w:w="70" w:type="dxa"/>
               <w:start w:w="130" w:type="dxa"/>
@@ -10514,7 +10514,7 @@
         <w:tc>
           <w:tcPr>
             <w:tcW w:type="dxa" w:w="576"/>
-            <w:shd w:fill="132238"/>
+            <w:shd w:fill="132238" w:val="clear"/>
             <w:tcMar>
               <w:top w:w="90" w:type="dxa"/>
               <w:start w:w="110" w:type="dxa"/>
@@ -10541,7 +10541,7 @@
         <w:tc>
           <w:tcPr>
             <w:tcW w:type="dxa" w:w="3384"/>
-            <w:shd w:fill="132238"/>
+            <w:shd w:fill="132238" w:val="clear"/>
             <w:tcMar>
               <w:top w:w="90" w:type="dxa"/>
               <w:start w:w="110" w:type="dxa"/>
@@ -10568,7 +10568,7 @@
         <w:tc>
           <w:tcPr>
             <w:tcW w:type="dxa" w:w="6336"/>
-            <w:shd w:fill="132238"/>
+            <w:shd w:fill="132238" w:val="clear"/>
             <w:tcMar>
               <w:top w:w="90" w:type="dxa"/>
               <w:start w:w="110" w:type="dxa"/>
@@ -12038,7 +12038,7 @@
         <w:tc>
           <w:tcPr>
             <w:tcW w:type="dxa" w:w="10080"/>
-            <w:shd w:fill="315C8C"/>
+            <w:shd w:fill="315C8C" w:val="clear"/>
             <w:tcMar>
               <w:top w:w="70" w:type="dxa"/>
               <w:start w:w="130" w:type="dxa"/>
@@ -12089,7 +12089,7 @@
         <w:tc>
           <w:tcPr>
             <w:tcW w:type="dxa" w:w="3024"/>
-            <w:shd w:fill="132238"/>
+            <w:shd w:fill="132238" w:val="clear"/>
             <w:tcMar>
               <w:top w:w="90" w:type="dxa"/>
               <w:start w:w="110" w:type="dxa"/>
@@ -12116,7 +12116,7 @@
         <w:tc>
           <w:tcPr>
             <w:tcW w:type="dxa" w:w="7272"/>
-            <w:shd w:fill="132238"/>
+            <w:shd w:fill="132238" w:val="clear"/>
             <w:tcMar>
               <w:top w:w="90" w:type="dxa"/>
               <w:start w:w="110" w:type="dxa"/>
@@ -12689,7 +12689,7 @@
         <w:tc>
           <w:tcPr>
             <w:tcW w:type="dxa" w:w="10080"/>
-            <w:shd w:fill="EAF0F5"/>
+            <w:shd w:fill="EAF0F5" w:val="clear"/>
             <w:tcMar>
               <w:top w:w="150" w:type="dxa"/>
               <w:start w:w="180" w:type="dxa"/>
@@ -12741,7 +12741,7 @@
         <w:tc>
           <w:tcPr>
             <w:tcW w:type="dxa" w:w="10080"/>
-            <w:shd w:fill="315C8C"/>
+            <w:shd w:fill="315C8C" w:val="clear"/>
             <w:tcMar>
               <w:top w:w="70" w:type="dxa"/>
               <w:start w:w="130" w:type="dxa"/>
@@ -12995,7 +12995,7 @@
         <w:tc>
           <w:tcPr>
             <w:tcW w:type="dxa" w:w="10080"/>
-            <w:shd w:fill="EEF4F7"/>
+            <w:shd w:fill="EEF4F7" w:val="clear"/>
             <w:tcMar>
               <w:top w:w="150" w:type="dxa"/>
               <w:start w:w="180" w:type="dxa"/>
@@ -13047,7 +13047,7 @@
         <w:tc>
           <w:tcPr>
             <w:tcW w:type="dxa" w:w="10080"/>
-            <w:shd w:fill="132238"/>
+            <w:shd w:fill="132238" w:val="clear"/>
             <w:tcMar>
               <w:top w:w="70" w:type="dxa"/>
               <w:start w:w="130" w:type="dxa"/>
@@ -13099,7 +13099,7 @@
         <w:tc>
           <w:tcPr>
             <w:tcW w:type="dxa" w:w="2448"/>
-            <w:shd w:fill="132238"/>
+            <w:shd w:fill="132238" w:val="clear"/>
             <w:tcMar>
               <w:top w:w="90" w:type="dxa"/>
               <w:start w:w="110" w:type="dxa"/>
@@ -13126,7 +13126,7 @@
         <w:tc>
           <w:tcPr>
             <w:tcW w:type="dxa" w:w="4824"/>
-            <w:shd w:fill="132238"/>
+            <w:shd w:fill="132238" w:val="clear"/>
             <w:tcMar>
               <w:top w:w="90" w:type="dxa"/>
               <w:start w:w="110" w:type="dxa"/>
@@ -13153,7 +13153,7 @@
         <w:tc>
           <w:tcPr>
             <w:tcW w:type="dxa" w:w="3024"/>
-            <w:shd w:fill="132238"/>
+            <w:shd w:fill="132238" w:val="clear"/>
             <w:tcMar>
               <w:top w:w="90" w:type="dxa"/>
               <w:start w:w="110" w:type="dxa"/>
